--- a/ambr8_machine-learning.docx
+++ b/ambr8_machine-learning.docx
@@ -231,7 +231,7 @@
         <w:pStyle w:val="BodyText"/>
       </w:pPr>
       <w:r>
-        <w:t xml:space="preserve">In today’s practical, you will apply these concepts to two datasets. You will begin by working with a diabetes dataset, where you will fit and evaluate both linear and non-linear SVMs to identify whether or not someone has diabetes. You will then extend this analysis to a depression dataset. Across both datasets, you will split the data into training and test sets, apply cross-validation, and interpret model performance using measures such as accuracy, sensitivity, and specificity. Finally, if you’re up for the challenge, you can see how much impact each tuning parameter has on your model’s performance.</w:t>
+        <w:t xml:space="preserve">In today’s practical, you will apply these concepts to two datasets. You will begin by working with a diabetes dataset, where you will fit and evaluate both linear and non-linear SVMs to identify whether or not someone has diabetes. You will then extend this analysis to a depression dataset. Across both datasets, you will split the data into training and test sets, apply cross-validation, and interpret model performance using measures such as accuracy, sensitivity, and specificity. Finally, if you’re up for the challenge, you can see how much impact each tuning parameter has on your model’s performance and how the number of outcomes influences predictions.</w:t>
       </w:r>
     </w:p>
     <w:p>
@@ -1705,7 +1705,7 @@
         <w:pStyle w:val="FirstParagraph"/>
       </w:pPr>
       <w:r>
-        <w:t xml:space="preserve">We begin with a linear SVM, where the boundary between groups is a straight line (or a flat plane in higher dimensions).</w:t>
+        <w:t xml:space="preserve">We begin with a linear SVM, where the boundary between groups is a straight line (or a flat hyperplane in higher dimensions).</w:t>
       </w:r>
     </w:p>
     <w:bookmarkStart w:id="27" w:name="training-and-test-sets"/>
@@ -3753,7 +3753,7 @@
         <w:t xml:space="preserve">C = 0.25</w:t>
       </w:r>
       <w:r>
-        <w:t xml:space="preserve">. Therefore, the radial SVM achieved an accuracy of around 77%, which is identical to our linear model. This suggests that allowing a non-linear decision boundary is not leading to any further improvements in predictive performance for these data. However, keep in mind that the linear SVM used a cost function of 1 in its original fit.</w:t>
+        <w:t xml:space="preserve">. Therefore, the radial SVM achieved an accuracy of around 77%, which is slightly below our linear model. This suggests that allowing a non-linear decision boundary is not leading to any further improvements in predictive performance for these data.</w:t>
       </w:r>
     </w:p>
     <w:p>
@@ -6305,7 +6305,7 @@
         <w:t xml:space="preserve">depression_data</w:t>
       </w:r>
       <w:r>
-        <w:t xml:space="preserve">. In doing so, address the questions list below.</w:t>
+        <w:t xml:space="preserve">. In doing so, address the questions listed below.</w:t>
       </w:r>
     </w:p>
     <w:p>
@@ -8309,22 +8309,7 @@
         <w:t xml:space="preserve"> </w:t>
       </w:r>
       <w:r>
-        <w:t xml:space="preserve">(what</w:t>
-      </w:r>
-      <w:r>
-        <w:t xml:space="preserve"> </w:t>
-      </w:r>
-      <w:r>
-        <w:rPr>
-          <w:rStyle w:val="VerbatimChar"/>
-        </w:rPr>
-        <w:t xml:space="preserve">caret</w:t>
-      </w:r>
-      <w:r>
-        <w:t xml:space="preserve"> </w:t>
-      </w:r>
-      <w:r>
-        <w:t xml:space="preserve">calls gamma) affect model performance. In this section, you will do the same with the</w:t>
+        <w:t xml:space="preserve">(what most people call gamma) affect model performance. In this section, you will do the same with the</w:t>
       </w:r>
       <w:r>
         <w:t xml:space="preserve"> </w:t>
@@ -10575,7 +10560,7 @@
         <w:pStyle w:val="FirstParagraph"/>
       </w:pPr>
       <w:r>
-        <w:t xml:space="preserve">You should check whether the groupings are balanced. You should see that most people are classified as moderate. Is any imbalance a problem?</w:t>
+        <w:t xml:space="preserve">You should check whether the groupings are balanced. You should see that most people are classified as moderate.</w:t>
       </w:r>
     </w:p>
     <w:bookmarkEnd w:id="50"/>
@@ -11819,7 +11804,7 @@
         <w:t xml:space="preserve"> </w:t>
       </w:r>
       <w:r>
-        <w:t xml:space="preserve">and gamma affect model complexity and performance, and how different evaluation metrics can lead us to different conclusions about which model is most useful in context.</w:t>
+        <w:t xml:space="preserve">and sigma (gamma) affect model complexity and performance, and how different evaluation metrics can lead us to different conclusions about which model is most useful in context.</w:t>
       </w:r>
     </w:p>
     <w:bookmarkEnd w:id="58"/>
